--- a/docs/product/Solution_Overview.docx
+++ b/docs/product/Solution_Overview.docx
@@ -706,58 +706,6 @@
               <w:t xml:space="preserve">Requests can be raised against vacant units (no active-lease gate); maintenance categories not modelled, no category field on the form.</w:t>
             </w:r>
           </w:p>
-        </w:tc>
-      </w:tr>
-      <w:tr>
-        <w:tc>
-          <w:tcPr>
-            <w:tcW w:type="dxa" w:w="2400"/>
-            <w:tcBorders>
-              <w:top w:val="single" w:color="CFD8DC" w:sz="4"/>
-              <w:left w:val="single" w:color="CFD8DC" w:sz="4"/>
-              <w:bottom w:val="single" w:color="CFD8DC" w:sz="4"/>
-              <w:right w:val="single" w:color="CFD8DC" w:sz="4"/>
-            </w:tcBorders>
-            <w:tcMar>
-              <w:top w:type="dxa" w:w="90"/>
-              <w:left w:type="dxa" w:w="140"/>
-              <w:bottom w:type="dxa" w:w="90"/>
-              <w:right w:type="dxa" w:w="140"/>
-            </w:tcMar>
-          </w:tcPr>
-          <w:p>
-            <w:pPr>
-              <w:spacing w:after="0" w:before="0"/>
-            </w:pPr>
-            <w:r>
-              <w:rPr>
-                <w:rFonts w:ascii="Arial" w:cs="Arial" w:eastAsia="Arial" w:hAnsi="Arial"/>
-                <w:b/>
-                <w:bCs/>
-                <w:color w:val="1A237E"/>
-                <w:sz w:val="20"/>
-                <w:szCs w:val="20"/>
-              </w:rPr>
-              <w:t xml:space="preserve">Rent Collection</w:t>
-            </w:r>
-          </w:p>
-        </w:tc>
-        <w:tc>
-          <w:tcPr>
-            <w:tcW w:type="dxa" w:w="7680"/>
-            <w:tcBorders>
-              <w:top w:val="single" w:color="CFD8DC" w:sz="4"/>
-              <w:left w:val="single" w:color="CFD8DC" w:sz="4"/>
-              <w:bottom w:val="single" w:color="CFD8DC" w:sz="4"/>
-              <w:right w:val="single" w:color="CFD8DC" w:sz="4"/>
-            </w:tcBorders>
-            <w:tcMar>
-              <w:top w:type="dxa" w:w="90"/>
-              <w:left w:type="dxa" w:w="140"/>
-              <w:bottom w:type="dxa" w:w="90"/>
-              <w:right w:type="dxa" w:w="140"/>
-            </w:tcMar>
-          </w:tcPr>
           <w:p>
             <w:pPr>
               <w:pStyle w:val="ListParagraph"/>
@@ -774,9 +722,61 @@
                 <w:sz w:val="22"/>
                 <w:szCs w:val="22"/>
               </w:rPr>
-              <w:t xml:space="preserve">Admin has no UI path to record a payment.</w:t>
-            </w:r>
-          </w:p>
+              <w:t xml:space="preserve">5+ maintenance requests alert missing on the Admin dashboard — when a single lease (or a single room in shared accommodation) raises 5 or more requests in one calendar month, the Admin should see an alert on the dashboard; this is not surfaced today.</w:t>
+            </w:r>
+          </w:p>
+        </w:tc>
+      </w:tr>
+      <w:tr>
+        <w:tc>
+          <w:tcPr>
+            <w:tcW w:type="dxa" w:w="2400"/>
+            <w:tcBorders>
+              <w:top w:val="single" w:color="CFD8DC" w:sz="4"/>
+              <w:left w:val="single" w:color="CFD8DC" w:sz="4"/>
+              <w:bottom w:val="single" w:color="CFD8DC" w:sz="4"/>
+              <w:right w:val="single" w:color="CFD8DC" w:sz="4"/>
+            </w:tcBorders>
+            <w:tcMar>
+              <w:top w:type="dxa" w:w="90"/>
+              <w:left w:type="dxa" w:w="140"/>
+              <w:bottom w:type="dxa" w:w="90"/>
+              <w:right w:type="dxa" w:w="140"/>
+            </w:tcMar>
+          </w:tcPr>
+          <w:p>
+            <w:pPr>
+              <w:spacing w:after="0" w:before="0"/>
+            </w:pPr>
+            <w:r>
+              <w:rPr>
+                <w:rFonts w:ascii="Arial" w:cs="Arial" w:eastAsia="Arial" w:hAnsi="Arial"/>
+                <w:b/>
+                <w:bCs/>
+                <w:color w:val="1A237E"/>
+                <w:sz w:val="20"/>
+                <w:szCs w:val="20"/>
+              </w:rPr>
+              <w:t xml:space="preserve">Rent Collection</w:t>
+            </w:r>
+          </w:p>
+        </w:tc>
+        <w:tc>
+          <w:tcPr>
+            <w:tcW w:type="dxa" w:w="7680"/>
+            <w:tcBorders>
+              <w:top w:val="single" w:color="CFD8DC" w:sz="4"/>
+              <w:left w:val="single" w:color="CFD8DC" w:sz="4"/>
+              <w:bottom w:val="single" w:color="CFD8DC" w:sz="4"/>
+              <w:right w:val="single" w:color="CFD8DC" w:sz="4"/>
+            </w:tcBorders>
+            <w:tcMar>
+              <w:top w:type="dxa" w:w="90"/>
+              <w:left w:type="dxa" w:w="140"/>
+              <w:bottom w:type="dxa" w:w="90"/>
+              <w:right w:type="dxa" w:w="140"/>
+            </w:tcMar>
+          </w:tcPr>
           <w:p>
             <w:pPr>
               <w:pStyle w:val="ListParagraph"/>
@@ -793,63 +793,9 @@
                 <w:sz w:val="22"/>
                 <w:szCs w:val="22"/>
               </w:rPr>
-              <w:t xml:space="preserve">Late fee and total payable populated by overnight job — stale between runs.</w:t>
-            </w:r>
-          </w:p>
-        </w:tc>
-      </w:tr>
-      <w:tr>
-        <w:tc>
-          <w:tcPr>
-            <w:tcW w:type="dxa" w:w="2400"/>
-            <w:tcBorders>
-              <w:top w:val="single" w:color="CFD8DC" w:sz="4"/>
-              <w:left w:val="single" w:color="CFD8DC" w:sz="4"/>
-              <w:bottom w:val="single" w:color="CFD8DC" w:sz="4"/>
-              <w:right w:val="single" w:color="CFD8DC" w:sz="4"/>
-            </w:tcBorders>
-            <w:shd w:fill="F4F6FB" w:val="clear"/>
-            <w:tcMar>
-              <w:top w:type="dxa" w:w="90"/>
-              <w:left w:type="dxa" w:w="140"/>
-              <w:bottom w:type="dxa" w:w="90"/>
-              <w:right w:type="dxa" w:w="140"/>
-            </w:tcMar>
-          </w:tcPr>
-          <w:p>
-            <w:pPr>
-              <w:spacing w:after="0" w:before="0"/>
-            </w:pPr>
-            <w:r>
-              <w:rPr>
-                <w:rFonts w:ascii="Arial" w:cs="Arial" w:eastAsia="Arial" w:hAnsi="Arial"/>
-                <w:b/>
-                <w:bCs/>
-                <w:color w:val="1A237E"/>
-                <w:sz w:val="20"/>
-                <w:szCs w:val="20"/>
-              </w:rPr>
-              <w:t xml:space="preserve">Dashboard</w:t>
-            </w:r>
-          </w:p>
-        </w:tc>
-        <w:tc>
-          <w:tcPr>
-            <w:tcW w:type="dxa" w:w="7680"/>
-            <w:tcBorders>
-              <w:top w:val="single" w:color="CFD8DC" w:sz="4"/>
-              <w:left w:val="single" w:color="CFD8DC" w:sz="4"/>
-              <w:bottom w:val="single" w:color="CFD8DC" w:sz="4"/>
-              <w:right w:val="single" w:color="CFD8DC" w:sz="4"/>
-            </w:tcBorders>
-            <w:shd w:fill="F4F6FB" w:val="clear"/>
-            <w:tcMar>
-              <w:top w:type="dxa" w:w="90"/>
-              <w:left w:type="dxa" w:w="140"/>
-              <w:bottom w:type="dxa" w:w="90"/>
-              <w:right w:type="dxa" w:w="140"/>
-            </w:tcMar>
-          </w:tcPr>
+              <w:t xml:space="preserve">Admin has no UI path to record a payment.</w:t>
+            </w:r>
+          </w:p>
           <w:p>
             <w:pPr>
               <w:pStyle w:val="ListParagraph"/>
@@ -866,7 +812,80 @@
                 <w:sz w:val="22"/>
                 <w:szCs w:val="22"/>
               </w:rPr>
-              <w:t xml:space="preserve">Property Manager dashboard incomplete — missing rent collection %, overdue tenant count, open maintenance by priority, and upcoming lease expirations.</w:t>
+              <w:t xml:space="preserve">Late fee and outstanding amount only refresh once a day — figures on screen can be a day out of date between refreshes.</w:t>
+            </w:r>
+          </w:p>
+        </w:tc>
+      </w:tr>
+      <w:tr>
+        <w:tc>
+          <w:tcPr>
+            <w:tcW w:type="dxa" w:w="2400"/>
+            <w:tcBorders>
+              <w:top w:val="single" w:color="CFD8DC" w:sz="4"/>
+              <w:left w:val="single" w:color="CFD8DC" w:sz="4"/>
+              <w:bottom w:val="single" w:color="CFD8DC" w:sz="4"/>
+              <w:right w:val="single" w:color="CFD8DC" w:sz="4"/>
+            </w:tcBorders>
+            <w:shd w:fill="F4F6FB" w:val="clear"/>
+            <w:tcMar>
+              <w:top w:type="dxa" w:w="90"/>
+              <w:left w:type="dxa" w:w="140"/>
+              <w:bottom w:type="dxa" w:w="90"/>
+              <w:right w:type="dxa" w:w="140"/>
+            </w:tcMar>
+          </w:tcPr>
+          <w:p>
+            <w:pPr>
+              <w:spacing w:after="0" w:before="0"/>
+            </w:pPr>
+            <w:r>
+              <w:rPr>
+                <w:rFonts w:ascii="Arial" w:cs="Arial" w:eastAsia="Arial" w:hAnsi="Arial"/>
+                <w:b/>
+                <w:bCs/>
+                <w:color w:val="1A237E"/>
+                <w:sz w:val="20"/>
+                <w:szCs w:val="20"/>
+              </w:rPr>
+              <w:t xml:space="preserve">Dashboard</w:t>
+            </w:r>
+          </w:p>
+        </w:tc>
+        <w:tc>
+          <w:tcPr>
+            <w:tcW w:type="dxa" w:w="7680"/>
+            <w:tcBorders>
+              <w:top w:val="single" w:color="CFD8DC" w:sz="4"/>
+              <w:left w:val="single" w:color="CFD8DC" w:sz="4"/>
+              <w:bottom w:val="single" w:color="CFD8DC" w:sz="4"/>
+              <w:right w:val="single" w:color="CFD8DC" w:sz="4"/>
+            </w:tcBorders>
+            <w:shd w:fill="F4F6FB" w:val="clear"/>
+            <w:tcMar>
+              <w:top w:type="dxa" w:w="90"/>
+              <w:left w:type="dxa" w:w="140"/>
+              <w:bottom w:type="dxa" w:w="90"/>
+              <w:right w:type="dxa" w:w="140"/>
+            </w:tcMar>
+          </w:tcPr>
+          <w:p>
+            <w:pPr>
+              <w:pStyle w:val="ListParagraph"/>
+              <w:numPr>
+                <w:ilvl w:val="0"/>
+                <w:numId w:val="2"/>
+              </w:numPr>
+              <w:spacing w:after="40" w:before="0"/>
+            </w:pPr>
+            <w:r>
+              <w:rPr>
+                <w:rFonts w:ascii="Arial" w:cs="Arial" w:eastAsia="Arial" w:hAnsi="Arial"/>
+                <w:color w:val="212121"/>
+                <w:sz w:val="22"/>
+                <w:szCs w:val="22"/>
+              </w:rPr>
+              <w:t xml:space="preserve">Admin and Property Manager dashboards incomplete — missing rent collection %, overdue tenant count, open maintenance by priority, and upcoming lease expirations.</w:t>
             </w:r>
           </w:p>
           <w:p>
@@ -1093,7 +1112,7 @@
                 <w:sz w:val="22"/>
                 <w:szCs w:val="22"/>
               </w:rPr>
-              <w:t xml:space="preserve">Review and approve organisation sign-up requests; on approval, provision the organisation and auto-create its first Admin.</w:t>
+              <w:t xml:space="preserve">Review and approve organization sign-up requests; on approval, provision the organization and auto-create its first Admin.</w:t>
             </w:r>
           </w:p>
           <w:p>
@@ -1112,7 +1131,7 @@
                 <w:sz w:val="22"/>
                 <w:szCs w:val="22"/>
               </w:rPr>
-              <w:t xml:space="preserve">Manage the Subscription Plan catalogue (Basic / Standard / Premium) and assign or change the plan on any organisation.</w:t>
+              <w:t xml:space="preserve">Manage the Subscription Plan catalogue (Basic / Standard / Premium) and assign or change the plan on any organization.</w:t>
             </w:r>
           </w:p>
           <w:p>
@@ -1131,7 +1150,7 @@
                 <w:sz w:val="22"/>
                 <w:szCs w:val="22"/>
               </w:rPr>
-              <w:t xml:space="preserve">View, deactivate or reactivate any organisation on the platform.</w:t>
+              <w:t xml:space="preserve">View, deactivate or reactivate any organization on the platform.</w:t>
             </w:r>
           </w:p>
           <w:p>
@@ -1150,7 +1169,7 @@
                 <w:sz w:val="22"/>
                 <w:szCs w:val="22"/>
               </w:rPr>
-              <w:t xml:space="preserve">Cross-organisation visibility — the only role that reads across organisation boundaries.</w:t>
+              <w:t xml:space="preserve">Cross-organization visibility — the only role that reads across organization boundaries.</w:t>
             </w:r>
           </w:p>
         </w:tc>
@@ -1518,7 +1537,7 @@
                 <w:sz w:val="22"/>
                 <w:szCs w:val="22"/>
               </w:rPr>
-              <w:t xml:space="preserve">— Admin can start an impersonation session as any Property Manager, Maintenance Team member or Tenant within their own Organisation; the Admin can end the session at any time.</w:t>
+              <w:t xml:space="preserve">— Admin can start an impersonation session as any Property Manager, Maintenance Team member or Tenant within their own Organization; the Admin can end the session at any time.</w:t>
             </w:r>
           </w:p>
         </w:tc>
@@ -1732,7 +1751,7 @@
                 <w:sz w:val="22"/>
                 <w:szCs w:val="22"/>
               </w:rPr>
-              <w:t xml:space="preserve">— name, phone, purpose, expected time.</w:t>
+              <w:t xml:space="preserve">— name, phone, purpose, expected date and time.</w:t>
             </w:r>
           </w:p>
           <w:p>
@@ -1879,7 +1898,7 @@
                 <w:sz w:val="22"/>
                 <w:szCs w:val="22"/>
               </w:rPr>
-              <w:t xml:space="preserve">Sourcing </w:t>
+              <w:t xml:space="preserve">Deactivate </w:t>
             </w:r>
             <w:r>
               <w:rPr>
@@ -1892,9 +1911,63 @@
                 <w:sz w:val="22"/>
                 <w:szCs w:val="22"/>
               </w:rPr>
-              <w:t xml:space="preserve">— every form that needs one of these values reads from Master Data; nothing stays hardcoded.</w:t>
-            </w:r>
-          </w:p>
+              <w:t xml:space="preserve">— deactivated entries become unselectable on new records (deactivation is only permitted once no records reference them).</w:t>
+            </w:r>
+          </w:p>
+        </w:tc>
+      </w:tr>
+      <w:tr>
+        <w:tc>
+          <w:tcPr>
+            <w:tcW w:type="dxa" w:w="2400"/>
+            <w:tcBorders>
+              <w:top w:val="single" w:color="CFD8DC" w:sz="4"/>
+              <w:left w:val="single" w:color="CFD8DC" w:sz="4"/>
+              <w:bottom w:val="single" w:color="CFD8DC" w:sz="4"/>
+              <w:right w:val="single" w:color="CFD8DC" w:sz="4"/>
+            </w:tcBorders>
+            <w:shd w:fill="F4F6FB" w:val="clear"/>
+            <w:tcMar>
+              <w:top w:type="dxa" w:w="90"/>
+              <w:left w:type="dxa" w:w="140"/>
+              <w:bottom w:type="dxa" w:w="90"/>
+              <w:right w:type="dxa" w:w="140"/>
+            </w:tcMar>
+          </w:tcPr>
+          <w:p>
+            <w:pPr>
+              <w:spacing w:after="0" w:before="0"/>
+            </w:pPr>
+            <w:r>
+              <w:rPr>
+                <w:rFonts w:ascii="Arial" w:cs="Arial" w:eastAsia="Arial" w:hAnsi="Arial"/>
+                <w:b/>
+                <w:bCs/>
+                <w:color w:val="1A237E"/>
+                <w:sz w:val="20"/>
+                <w:szCs w:val="20"/>
+              </w:rPr>
+              <w:t xml:space="preserve">Settings</w:t>
+            </w:r>
+          </w:p>
+        </w:tc>
+        <w:tc>
+          <w:tcPr>
+            <w:tcW w:type="dxa" w:w="7680"/>
+            <w:tcBorders>
+              <w:top w:val="single" w:color="CFD8DC" w:sz="4"/>
+              <w:left w:val="single" w:color="CFD8DC" w:sz="4"/>
+              <w:bottom w:val="single" w:color="CFD8DC" w:sz="4"/>
+              <w:right w:val="single" w:color="CFD8DC" w:sz="4"/>
+            </w:tcBorders>
+            <w:shd w:fill="F4F6FB" w:val="clear"/>
+            <w:tcMar>
+              <w:top w:type="dxa" w:w="90"/>
+              <w:left w:type="dxa" w:w="140"/>
+              <w:bottom w:type="dxa" w:w="90"/>
+              <w:right w:type="dxa" w:w="140"/>
+            </w:tcMar>
+          </w:tcPr>
           <w:p>
             <w:pPr>
               <w:pStyle w:val="ListParagraph"/>
@@ -1915,7 +1988,7 @@
                 <w:sz w:val="22"/>
                 <w:szCs w:val="22"/>
               </w:rPr>
-              <w:t xml:space="preserve">Deactivate </w:t>
+              <w:t xml:space="preserve">Tunable values </w:t>
             </w:r>
             <w:r>
               <w:rPr>
@@ -1928,7 +2001,7 @@
                 <w:sz w:val="22"/>
                 <w:szCs w:val="22"/>
               </w:rPr>
-              <w:t xml:space="preserve">— deactivated entries become unselectable on new records (deactivation is only permitted once no records reference them).</w:t>
+              <w:t xml:space="preserve">— late-fee rate, grace period and rent-change notice window; Admin tunes them from the UI.</w:t>
             </w:r>
           </w:p>
         </w:tc>
@@ -1943,7 +2016,6 @@
               <w:bottom w:val="single" w:color="CFD8DC" w:sz="4"/>
               <w:right w:val="single" w:color="CFD8DC" w:sz="4"/>
             </w:tcBorders>
-            <w:shd w:fill="F4F6FB" w:val="clear"/>
             <w:tcMar>
               <w:top w:type="dxa" w:w="90"/>
               <w:left w:type="dxa" w:w="140"/>
@@ -1964,7 +2036,7 @@
                 <w:sz w:val="20"/>
                 <w:szCs w:val="20"/>
               </w:rPr>
-              <w:t xml:space="preserve">Settings</w:t>
+              <w:t xml:space="preserve">Organization Management (SAAS layer)</w:t>
             </w:r>
           </w:p>
         </w:tc>
@@ -1977,7 +2049,6 @@
               <w:bottom w:val="single" w:color="CFD8DC" w:sz="4"/>
               <w:right w:val="single" w:color="CFD8DC" w:sz="4"/>
             </w:tcBorders>
-            <w:shd w:fill="F4F6FB" w:val="clear"/>
             <w:tcMar>
               <w:top w:type="dxa" w:w="90"/>
               <w:left w:type="dxa" w:w="140"/>
@@ -2005,7 +2076,7 @@
                 <w:sz w:val="22"/>
                 <w:szCs w:val="22"/>
               </w:rPr>
-              <w:t xml:space="preserve">Tunable values </w:t>
+              <w:t xml:space="preserve">Public organization sign-up </w:t>
             </w:r>
             <w:r>
               <w:rPr>
@@ -2018,61 +2089,9 @@
                 <w:sz w:val="22"/>
                 <w:szCs w:val="22"/>
               </w:rPr>
-              <w:t xml:space="preserve">— late-fee rate, grace period and rent-change notice window; Admin tunes them from the UI.</w:t>
-            </w:r>
-          </w:p>
-        </w:tc>
-      </w:tr>
-      <w:tr>
-        <w:tc>
-          <w:tcPr>
-            <w:tcW w:type="dxa" w:w="2400"/>
-            <w:tcBorders>
-              <w:top w:val="single" w:color="CFD8DC" w:sz="4"/>
-              <w:left w:val="single" w:color="CFD8DC" w:sz="4"/>
-              <w:bottom w:val="single" w:color="CFD8DC" w:sz="4"/>
-              <w:right w:val="single" w:color="CFD8DC" w:sz="4"/>
-            </w:tcBorders>
-            <w:tcMar>
-              <w:top w:type="dxa" w:w="90"/>
-              <w:left w:type="dxa" w:w="140"/>
-              <w:bottom w:type="dxa" w:w="90"/>
-              <w:right w:type="dxa" w:w="140"/>
-            </w:tcMar>
-          </w:tcPr>
-          <w:p>
-            <w:pPr>
-              <w:spacing w:after="0" w:before="0"/>
-            </w:pPr>
-            <w:r>
-              <w:rPr>
-                <w:rFonts w:ascii="Arial" w:cs="Arial" w:eastAsia="Arial" w:hAnsi="Arial"/>
-                <w:b/>
-                <w:bCs/>
-                <w:color w:val="1A237E"/>
-                <w:sz w:val="20"/>
-                <w:szCs w:val="20"/>
-              </w:rPr>
-              <w:t xml:space="preserve">Organisation Management (SAAS layer)</w:t>
-            </w:r>
-          </w:p>
-        </w:tc>
-        <w:tc>
-          <w:tcPr>
-            <w:tcW w:type="dxa" w:w="7680"/>
-            <w:tcBorders>
-              <w:top w:val="single" w:color="CFD8DC" w:sz="4"/>
-              <w:left w:val="single" w:color="CFD8DC" w:sz="4"/>
-              <w:bottom w:val="single" w:color="CFD8DC" w:sz="4"/>
-              <w:right w:val="single" w:color="CFD8DC" w:sz="4"/>
-            </w:tcBorders>
-            <w:tcMar>
-              <w:top w:type="dxa" w:w="90"/>
-              <w:left w:type="dxa" w:w="140"/>
-              <w:bottom w:type="dxa" w:w="90"/>
-              <w:right w:type="dxa" w:w="140"/>
-            </w:tcMar>
-          </w:tcPr>
+              <w:t xml:space="preserve">— prospects submit an organization application; the request queues for Super Admin review.</w:t>
+            </w:r>
+          </w:p>
           <w:p>
             <w:pPr>
               <w:pStyle w:val="ListParagraph"/>
@@ -2093,7 +2112,7 @@
                 <w:sz w:val="22"/>
                 <w:szCs w:val="22"/>
               </w:rPr>
-              <w:t xml:space="preserve">Public organisation sign-up </w:t>
+              <w:t xml:space="preserve">Super Admin approval </w:t>
             </w:r>
             <w:r>
               <w:rPr>
@@ -2106,7 +2125,7 @@
                 <w:sz w:val="22"/>
                 <w:szCs w:val="22"/>
               </w:rPr>
-              <w:t xml:space="preserve">— prospects submit an organisation application; the request queues for Super Admin review.</w:t>
+              <w:t xml:space="preserve">— on approval the organization is provisioned and its first Admin is auto-created.</w:t>
             </w:r>
           </w:p>
           <w:p>
@@ -2129,7 +2148,7 @@
                 <w:sz w:val="22"/>
                 <w:szCs w:val="22"/>
               </w:rPr>
-              <w:t xml:space="preserve">Super Admin approval </w:t>
+              <w:t xml:space="preserve">Subscription plans </w:t>
             </w:r>
             <w:r>
               <w:rPr>
@@ -2142,7 +2161,7 @@
                 <w:sz w:val="22"/>
                 <w:szCs w:val="22"/>
               </w:rPr>
-              <w:t xml:space="preserve">— on approval the organisation is provisioned and its first Admin is auto-created.</w:t>
+              <w:t xml:space="preserve">— Basic / Standard / Premium catalogue managed by Super Admin; the plan caps active users.</w:t>
             </w:r>
           </w:p>
           <w:p>
@@ -2165,7 +2184,7 @@
                 <w:sz w:val="22"/>
                 <w:szCs w:val="22"/>
               </w:rPr>
-              <w:t xml:space="preserve">Subscription plans </w:t>
+              <w:t xml:space="preserve">Organization lifecycle </w:t>
             </w:r>
             <w:r>
               <w:rPr>
@@ -2178,43 +2197,7 @@
                 <w:sz w:val="22"/>
                 <w:szCs w:val="22"/>
               </w:rPr>
-              <w:t xml:space="preserve">— Basic / Standard / Premium catalogue managed by Super Admin; the plan caps active users.</w:t>
-            </w:r>
-          </w:p>
-          <w:p>
-            <w:pPr>
-              <w:pStyle w:val="ListParagraph"/>
-              <w:numPr>
-                <w:ilvl w:val="0"/>
-                <w:numId w:val="2"/>
-              </w:numPr>
-              <w:spacing w:after="40" w:before="0"/>
-            </w:pPr>
-            <w:r>
-              <w:rPr>
-                <w:rFonts w:ascii="Arial" w:cs="Arial" w:eastAsia="Arial" w:hAnsi="Arial"/>
-                <w:b/>
-                <w:bCs/>
-                <w:i w:val="false"/>
-                <w:iCs w:val="false"/>
-                <w:color w:val="1A237E"/>
-                <w:sz w:val="22"/>
-                <w:szCs w:val="22"/>
-              </w:rPr>
-              <w:t xml:space="preserve">Organisation lifecycle </w:t>
-            </w:r>
-            <w:r>
-              <w:rPr>
-                <w:rFonts w:ascii="Arial" w:cs="Arial" w:eastAsia="Arial" w:hAnsi="Arial"/>
-                <w:b w:val="false"/>
-                <w:bCs w:val="false"/>
-                <w:i w:val="false"/>
-                <w:iCs w:val="false"/>
-                <w:color w:val="212121"/>
-                <w:sz w:val="22"/>
-                <w:szCs w:val="22"/>
-              </w:rPr>
-              <w:t xml:space="preserve">— Super Admin can view, deactivate or change the plan on any organisation.</w:t>
+              <w:t xml:space="preserve">— Super Admin can view, deactivate or change the plan on any organization.</w:t>
             </w:r>
           </w:p>
         </w:tc>
@@ -2359,7 +2342,7 @@
           <w:sz w:val="22"/>
           <w:szCs w:val="22"/>
         </w:rPr>
-        <w:t xml:space="preserve">Every user belongs to exactly one Organisation, with the sole exception of the Super Admin. The Super Admin is a platform-level role and sits above all organisations. No other role — including Admin — can read or write outside its own Organisation; the platform enforces this on every request.</w:t>
+        <w:t xml:space="preserve">Every user belongs to exactly one Organization, with the sole exception of the Super Admin. The Super Admin is a platform-level role and sits above all organizations. No other role — including Admin — can read or write outside its own Organization; the platform enforces this on every request.</w:t>
       </w:r>
     </w:p>
     <w:p>
@@ -2382,7 +2365,7 @@
           <w:sz w:val="22"/>
           <w:szCs w:val="22"/>
         </w:rPr>
-        <w:t xml:space="preserve">Each Organisation has exactly one Subscription Plan (Basic / Standard / Premium). The plan caps active users; the Super Admin can change an Organisation’s plan at any time, and the new cap applies immediately to subsequent user additions.</w:t>
+        <w:t xml:space="preserve">Each Organization has exactly one Subscription Plan (Basic / Standard / Premium). The plan caps active users; the Super Admin can change an Organization’s plan at any time, and the new cap applies immediately to subsequent user additions.</w:t>
       </w:r>
     </w:p>
     <w:p>
@@ -2405,7 +2388,7 @@
           <w:sz w:val="22"/>
           <w:szCs w:val="22"/>
         </w:rPr>
-        <w:t xml:space="preserve">During an Admin impersonation session, every action is recorded against the Admin in the audit log — never the impersonated user. The Admin cannot impersonate the Super Admin, and cannot impersonate users outside their own Organisation.</w:t>
+        <w:t xml:space="preserve">During an Admin impersonation session, every action is recorded against the Admin in the audit log — never the impersonated user. The Admin cannot impersonate the Super Admin, and cannot impersonate users outside their own Organization.</w:t>
       </w:r>
     </w:p>
     <w:p>
@@ -3018,7 +3001,7 @@
                 <w:sz w:val="20"/>
                 <w:szCs w:val="20"/>
               </w:rPr>
-              <w:t xml:space="preserve">Within own Organisation</w:t>
+              <w:t xml:space="preserve">Within own Organization</w:t>
             </w:r>
           </w:p>
         </w:tc>
@@ -3052,7 +3035,7 @@
                 <w:sz w:val="20"/>
                 <w:szCs w:val="20"/>
               </w:rPr>
-              <w:t xml:space="preserve">Cross-organisation</w:t>
+              <w:t xml:space="preserve">Cross-organization</w:t>
             </w:r>
           </w:p>
         </w:tc>
@@ -3394,7 +3377,7 @@
                 <w:sz w:val="20"/>
                 <w:szCs w:val="20"/>
               </w:rPr>
-              <w:t xml:space="preserve">Another Admin</w:t>
+              <w:t xml:space="preserve">Super Admin</w:t>
             </w:r>
           </w:p>
         </w:tc>
@@ -3442,107 +3425,6 @@
               <w:right w:val="single" w:color="CFD8DC" w:sz="4"/>
             </w:tcBorders>
             <w:shd w:fill="F4F6FB" w:val="clear"/>
-            <w:tcMar>
-              <w:top w:type="dxa" w:w="90"/>
-              <w:left w:type="dxa" w:w="140"/>
-              <w:bottom w:type="dxa" w:w="90"/>
-              <w:right w:type="dxa" w:w="140"/>
-            </w:tcMar>
-          </w:tcPr>
-          <w:p>
-            <w:pPr>
-              <w:spacing w:after="0" w:before="0"/>
-            </w:pPr>
-            <w:r>
-              <w:rPr>
-                <w:rFonts w:ascii="Arial" w:cs="Arial" w:eastAsia="Arial" w:hAnsi="Arial"/>
-                <w:b w:val="false"/>
-                <w:bCs w:val="false"/>
-                <w:color w:val="212121"/>
-                <w:sz w:val="20"/>
-                <w:szCs w:val="20"/>
-              </w:rPr>
-              <w:t xml:space="preserve">✗</w:t>
-            </w:r>
-          </w:p>
-        </w:tc>
-      </w:tr>
-      <w:tr>
-        <w:tc>
-          <w:tcPr>
-            <w:tcW w:type="dxa" w:w="3360"/>
-            <w:tcBorders>
-              <w:top w:val="single" w:color="CFD8DC" w:sz="4"/>
-              <w:left w:val="single" w:color="CFD8DC" w:sz="4"/>
-              <w:bottom w:val="single" w:color="CFD8DC" w:sz="4"/>
-              <w:right w:val="single" w:color="CFD8DC" w:sz="4"/>
-            </w:tcBorders>
-            <w:tcMar>
-              <w:top w:type="dxa" w:w="90"/>
-              <w:left w:type="dxa" w:w="140"/>
-              <w:bottom w:type="dxa" w:w="90"/>
-              <w:right w:type="dxa" w:w="140"/>
-            </w:tcMar>
-          </w:tcPr>
-          <w:p>
-            <w:pPr>
-              <w:spacing w:after="0" w:before="0"/>
-            </w:pPr>
-            <w:r>
-              <w:rPr>
-                <w:rFonts w:ascii="Arial" w:cs="Arial" w:eastAsia="Arial" w:hAnsi="Arial"/>
-                <w:b/>
-                <w:bCs/>
-                <w:color w:val="1A237E"/>
-                <w:sz w:val="20"/>
-                <w:szCs w:val="20"/>
-              </w:rPr>
-              <w:t xml:space="preserve">Super Admin</w:t>
-            </w:r>
-          </w:p>
-        </w:tc>
-        <w:tc>
-          <w:tcPr>
-            <w:tcW w:type="dxa" w:w="3360"/>
-            <w:tcBorders>
-              <w:top w:val="single" w:color="CFD8DC" w:sz="4"/>
-              <w:left w:val="single" w:color="CFD8DC" w:sz="4"/>
-              <w:bottom w:val="single" w:color="CFD8DC" w:sz="4"/>
-              <w:right w:val="single" w:color="CFD8DC" w:sz="4"/>
-            </w:tcBorders>
-            <w:tcMar>
-              <w:top w:type="dxa" w:w="90"/>
-              <w:left w:type="dxa" w:w="140"/>
-              <w:bottom w:type="dxa" w:w="90"/>
-              <w:right w:type="dxa" w:w="140"/>
-            </w:tcMar>
-          </w:tcPr>
-          <w:p>
-            <w:pPr>
-              <w:spacing w:after="0" w:before="0"/>
-            </w:pPr>
-            <w:r>
-              <w:rPr>
-                <w:rFonts w:ascii="Arial" w:cs="Arial" w:eastAsia="Arial" w:hAnsi="Arial"/>
-                <w:b w:val="false"/>
-                <w:bCs w:val="false"/>
-                <w:color w:val="212121"/>
-                <w:sz w:val="20"/>
-                <w:szCs w:val="20"/>
-              </w:rPr>
-              <w:t xml:space="preserve">✗</w:t>
-            </w:r>
-          </w:p>
-        </w:tc>
-        <w:tc>
-          <w:tcPr>
-            <w:tcW w:type="dxa" w:w="3360"/>
-            <w:tcBorders>
-              <w:top w:val="single" w:color="CFD8DC" w:sz="4"/>
-              <w:left w:val="single" w:color="CFD8DC" w:sz="4"/>
-              <w:bottom w:val="single" w:color="CFD8DC" w:sz="4"/>
-              <w:right w:val="single" w:color="CFD8DC" w:sz="4"/>
-            </w:tcBorders>
             <w:tcMar>
               <w:top w:type="dxa" w:w="90"/>
               <w:left w:type="dxa" w:w="140"/>
@@ -3609,7 +3491,7 @@
           <w:sz w:val="22"/>
           <w:szCs w:val="22"/>
         </w:rPr>
-        <w:t xml:space="preserve">An Admin can delegate any action they themselves are authorised to perform, to a Property Manager or Maintenance Team member within their own Organisation, for a defined date range. Outside that window the delegate has no extra rights.</w:t>
+        <w:t xml:space="preserve">An Admin can delegate any action they themselves are authorised to perform, to a Property Manager or Maintenance Team member within their own Organization, for a defined date range. Outside that window the delegate has no extra rights.</w:t>
       </w:r>
     </w:p>
     <w:p>
@@ -4121,7 +4003,7 @@
           <w:sz w:val="22"/>
           <w:szCs w:val="22"/>
         </w:rPr>
-        <w:t xml:space="preserve">— existing v1 data (users, properties, units, leases, payments, audit log) is moved into a single default Organisation. Working name: </w:t>
+        <w:t xml:space="preserve">— existing v1 data (users, properties, units, leases, payments, audit log) is moved into a single default Organization. Working name: </w:t>
       </w:r>
       <w:r>
         <w:rPr>
@@ -4269,7 +4151,7 @@
           <w:sz w:val="22"/>
           <w:szCs w:val="22"/>
         </w:rPr>
-        <w:t xml:space="preserve">Custom domains and per-organisation branding (logo, colours) — not available in this engagement.</w:t>
+        <w:t xml:space="preserve">Custom domains and per-organization branding (logo, colours) — not available in this engagement.</w:t>
       </w:r>
     </w:p>
     <w:p>

--- a/docs/product/Solution_Overview.docx
+++ b/docs/product/Solution_Overview.docx
@@ -2766,7 +2766,33 @@
           <w:sz w:val="22"/>
           <w:szCs w:val="22"/>
         </w:rPr>
-        <w:t xml:space="preserve">.</w:t>
+        <w:t xml:space="preserve"> and </w:t>
+      </w:r>
+      <w:r>
+        <w:rPr>
+          <w:rFonts w:ascii="Arial" w:cs="Arial" w:eastAsia="Arial" w:hAnsi="Arial"/>
+          <w:b/>
+          <w:bCs/>
+          <w:i w:val="false"/>
+          <w:iCs w:val="false"/>
+          <w:color w:val="1A237E"/>
+          <w:sz w:val="22"/>
+          <w:szCs w:val="22"/>
+        </w:rPr>
+        <w:t xml:space="preserve">approve gate visitor requests</w:t>
+      </w:r>
+      <w:r>
+        <w:rPr>
+          <w:rFonts w:ascii="Arial" w:cs="Arial" w:eastAsia="Arial" w:hAnsi="Arial"/>
+          <w:b w:val="false"/>
+          <w:bCs w:val="false"/>
+          <w:i w:val="false"/>
+          <w:iCs w:val="false"/>
+          <w:color w:val="212121"/>
+          <w:sz w:val="22"/>
+          <w:szCs w:val="22"/>
+        </w:rPr>
+        <w:t xml:space="preserve"> for their own unit or room.</w:t>
       </w:r>
     </w:p>
     <w:p>
@@ -2789,7 +2815,7 @@
           <w:sz w:val="22"/>
           <w:szCs w:val="22"/>
         </w:rPr>
-        <w:t xml:space="preserve">The Property Manager or Admin can </w:t>
+        <w:t xml:space="preserve">The Property Manager, Admin or Security Guard can </w:t>
       </w:r>
       <w:r>
         <w:rPr>
@@ -2816,6 +2842,42 @@
           <w:szCs w:val="22"/>
         </w:rPr>
         <w:t xml:space="preserve"> for each visit.</w:t>
+      </w:r>
+    </w:p>
+    <w:p>
+      <w:pPr>
+        <w:pStyle w:val="ListParagraph"/>
+        <w:numPr>
+          <w:ilvl w:val="0"/>
+          <w:numId w:val="2"/>
+        </w:numPr>
+        <w:spacing w:after="80" w:before="0"/>
+      </w:pPr>
+      <w:r>
+        <w:rPr>
+          <w:rFonts w:ascii="Arial" w:cs="Arial" w:eastAsia="Arial" w:hAnsi="Arial"/>
+          <w:b/>
+          <w:bCs/>
+          <w:i w:val="false"/>
+          <w:iCs w:val="false"/>
+          <w:color w:val="1A237E"/>
+          <w:sz w:val="22"/>
+          <w:szCs w:val="22"/>
+        </w:rPr>
+        <w:t xml:space="preserve">New Security Guard role </w:t>
+      </w:r>
+      <w:r>
+        <w:rPr>
+          <w:rFonts w:ascii="Arial" w:cs="Arial" w:eastAsia="Arial" w:hAnsi="Arial"/>
+          <w:b w:val="false"/>
+          <w:bCs w:val="false"/>
+          <w:i w:val="false"/>
+          <w:iCs w:val="false"/>
+          <w:color w:val="212121"/>
+          <w:sz w:val="22"/>
+          <w:szCs w:val="22"/>
+        </w:rPr>
+        <w:t xml:space="preserve">— a gate-level role that manages visitors for assigned properties and can log walk-in visitors at the gate for the tenant to approve.</w:t>
       </w:r>
     </w:p>
     <w:p>
